--- a/data/notes/ReferenceAssignment.docx
+++ b/data/notes/ReferenceAssignment.docx
@@ -370,15 +370,13 @@
           <w:rFonts w:ascii="Times New Roman" w:hAnsi="Times New Roman"/>
           <w:sz w:val="24"/>
           <w:szCs w:val="24"/>
-          <w:highlight w:val="yellow"/>
-        </w:rPr>
-      </w:pPr>
-      <w:r>
-        <w:rPr>
-          <w:rFonts w:ascii="Times New Roman" w:hAnsi="Times New Roman"/>
-          <w:sz w:val="24"/>
-          <w:szCs w:val="24"/>
-          <w:highlight w:val="yellow"/>
+        </w:rPr>
+      </w:pPr>
+      <w:r>
+        <w:rPr>
+          <w:rFonts w:ascii="Times New Roman" w:hAnsi="Times New Roman"/>
+          <w:sz w:val="24"/>
+          <w:szCs w:val="24"/>
         </w:rPr>
         <w:t xml:space="preserve">[13] M. </w:t>
       </w:r>
@@ -388,7 +386,6 @@
           <w:rFonts w:ascii="Times New Roman" w:hAnsi="Times New Roman"/>
           <w:sz w:val="24"/>
           <w:szCs w:val="24"/>
-          <w:highlight w:val="yellow"/>
         </w:rPr>
         <w:t>Isobe</w:t>
       </w:r>
@@ -398,7 +395,6 @@
           <w:rFonts w:ascii="Times New Roman" w:hAnsi="Times New Roman"/>
           <w:sz w:val="24"/>
           <w:szCs w:val="24"/>
-          <w:highlight w:val="yellow"/>
         </w:rPr>
         <w:t xml:space="preserve">, D. Helbing, T. </w:t>
       </w:r>
@@ -408,7 +404,6 @@
           <w:rFonts w:ascii="Times New Roman" w:hAnsi="Times New Roman"/>
           <w:sz w:val="24"/>
           <w:szCs w:val="24"/>
-          <w:highlight w:val="yellow"/>
         </w:rPr>
         <w:t>Nagatani</w:t>
       </w:r>
@@ -418,7 +413,6 @@
           <w:rFonts w:ascii="Times New Roman" w:hAnsi="Times New Roman"/>
           <w:sz w:val="24"/>
           <w:szCs w:val="24"/>
-          <w:highlight w:val="yellow"/>
         </w:rPr>
         <w:t>, Experiment, theory, and simulation of the evacuation of a room without visibility, Phys. Rev. E 69 (2004) 066132. (Cited in the Introduction)</w:t>
       </w:r>
@@ -447,15 +441,13 @@
           <w:rFonts w:ascii="Times New Roman" w:hAnsi="Times New Roman"/>
           <w:sz w:val="24"/>
           <w:szCs w:val="24"/>
-          <w:highlight w:val="yellow"/>
-        </w:rPr>
-      </w:pPr>
-      <w:r>
-        <w:rPr>
-          <w:rFonts w:ascii="Times New Roman" w:hAnsi="Times New Roman"/>
-          <w:sz w:val="24"/>
-          <w:szCs w:val="24"/>
-          <w:highlight w:val="yellow"/>
+        </w:rPr>
+      </w:pPr>
+      <w:r>
+        <w:rPr>
+          <w:rFonts w:ascii="Times New Roman" w:hAnsi="Times New Roman"/>
+          <w:sz w:val="24"/>
+          <w:szCs w:val="24"/>
         </w:rPr>
         <w:t xml:space="preserve">[19] D. Helbing, M. </w:t>
       </w:r>
@@ -465,7 +457,6 @@
           <w:rFonts w:ascii="Times New Roman" w:hAnsi="Times New Roman"/>
           <w:sz w:val="24"/>
           <w:szCs w:val="24"/>
-          <w:highlight w:val="yellow"/>
         </w:rPr>
         <w:t>Isobe</w:t>
       </w:r>
@@ -475,7 +466,6 @@
           <w:rFonts w:ascii="Times New Roman" w:hAnsi="Times New Roman"/>
           <w:sz w:val="24"/>
           <w:szCs w:val="24"/>
-          <w:highlight w:val="yellow"/>
         </w:rPr>
         <w:t xml:space="preserve">, T. </w:t>
       </w:r>
@@ -485,7 +475,6 @@
           <w:rFonts w:ascii="Times New Roman" w:hAnsi="Times New Roman"/>
           <w:sz w:val="24"/>
           <w:szCs w:val="24"/>
-          <w:highlight w:val="yellow"/>
         </w:rPr>
         <w:t>Nagatani</w:t>
       </w:r>
@@ -495,7 +484,6 @@
           <w:rFonts w:ascii="Times New Roman" w:hAnsi="Times New Roman"/>
           <w:sz w:val="24"/>
           <w:szCs w:val="24"/>
-          <w:highlight w:val="yellow"/>
         </w:rPr>
         <w:t xml:space="preserve">, K. </w:t>
       </w:r>
@@ -505,7 +493,6 @@
           <w:rFonts w:ascii="Times New Roman" w:hAnsi="Times New Roman"/>
           <w:sz w:val="24"/>
           <w:szCs w:val="24"/>
-          <w:highlight w:val="yellow"/>
         </w:rPr>
         <w:t>Takimoto</w:t>
       </w:r>
@@ -515,7 +502,6 @@
           <w:rFonts w:ascii="Times New Roman" w:hAnsi="Times New Roman"/>
           <w:sz w:val="24"/>
           <w:szCs w:val="24"/>
-          <w:highlight w:val="yellow"/>
         </w:rPr>
         <w:t>, Lattice gas simulation of experimentally studied evacuation dynamics, Phys. Rev. E 67 (2003) 067101. (Cited in the Introduction)</w:t>
       </w:r>
@@ -815,15 +801,13 @@
           <w:rFonts w:ascii="Times New Roman" w:hAnsi="Times New Roman"/>
           <w:sz w:val="24"/>
           <w:szCs w:val="24"/>
-          <w:highlight w:val="yellow"/>
-        </w:rPr>
-      </w:pPr>
-      <w:r>
-        <w:rPr>
-          <w:rFonts w:ascii="Times New Roman" w:hAnsi="Times New Roman"/>
-          <w:sz w:val="24"/>
-          <w:szCs w:val="24"/>
-          <w:highlight w:val="yellow"/>
+        </w:rPr>
+      </w:pPr>
+      <w:r>
+        <w:rPr>
+          <w:rFonts w:ascii="Times New Roman" w:hAnsi="Times New Roman"/>
+          <w:sz w:val="24"/>
+          <w:szCs w:val="24"/>
         </w:rPr>
         <w:t>[9]</w:t>
       </w:r>
@@ -832,7 +816,6 @@
           <w:rFonts w:ascii="Times New Roman" w:hAnsi="Times New Roman"/>
           <w:sz w:val="24"/>
           <w:szCs w:val="24"/>
-          <w:highlight w:val="yellow"/>
         </w:rPr>
         <w:t xml:space="preserve"> Pennebaker JW, Chung CK, Ireland M, Gonzales A, Booth RJ (2007) The development and psychological properties of LIWC2007. Available at http://liwc.net/howliwcworks. php. Accessed May 10, 2014.</w:t>
       </w:r>
@@ -841,7 +824,6 @@
           <w:rFonts w:ascii="Times New Roman" w:hAnsi="Times New Roman"/>
           <w:sz w:val="24"/>
           <w:szCs w:val="24"/>
-          <w:highlight w:val="yellow"/>
         </w:rPr>
         <w:t xml:space="preserve"> (</w:t>
       </w:r>
@@ -851,7 +833,6 @@
           <w:i/>
           <w:sz w:val="24"/>
           <w:szCs w:val="24"/>
-          <w:highlight w:val="yellow"/>
         </w:rPr>
         <w:t xml:space="preserve">Cited on </w:t>
       </w:r>
@@ -862,7 +843,6 @@
           <w:i/>
           <w:sz w:val="24"/>
           <w:szCs w:val="24"/>
-          <w:highlight w:val="yellow"/>
         </w:rPr>
         <w:t>pg</w:t>
       </w:r>
@@ -873,7 +853,6 @@
           <w:i/>
           <w:sz w:val="24"/>
           <w:szCs w:val="24"/>
-          <w:highlight w:val="yellow"/>
         </w:rPr>
         <w:t xml:space="preserve"> 8789</w:t>
       </w:r>
@@ -882,7 +861,6 @@
           <w:rFonts w:ascii="Times New Roman" w:hAnsi="Times New Roman"/>
           <w:sz w:val="24"/>
           <w:szCs w:val="24"/>
-          <w:highlight w:val="yellow"/>
         </w:rPr>
         <w:t>)</w:t>
       </w:r>
@@ -891,7 +869,6 @@
           <w:rFonts w:ascii="Times New Roman" w:hAnsi="Times New Roman"/>
           <w:sz w:val="24"/>
           <w:szCs w:val="24"/>
-          <w:highlight w:val="yellow"/>
         </w:rPr>
         <w:t xml:space="preserve"> </w:t>
       </w:r>
@@ -1162,7 +1139,19 @@
           <w:rPr>
             <w:rStyle w:val="Hyperlink"/>
           </w:rPr>
-          <w:t>https://people.eecs.berkeley.edu/~daw/papers/confidence-soups12.pdf</w:t>
+          <w:t>https://people.eecs.berkeley.edu/~daw/papers/</w:t>
+        </w:r>
+        <w:r>
+          <w:rPr>
+            <w:rStyle w:val="Hyperlink"/>
+          </w:rPr>
+          <w:t>c</w:t>
+        </w:r>
+        <w:r>
+          <w:rPr>
+            <w:rStyle w:val="Hyperlink"/>
+          </w:rPr>
+          <w:t>onfidence-soups12.pdf</w:t>
         </w:r>
       </w:hyperlink>
     </w:p>
@@ -1589,20 +1578,33 @@
           <w:ilvl w:val="1"/>
           <w:numId w:val="8"/>
         </w:numPr>
-      </w:pPr>
-      <w:r>
+        <w:rPr>
+          <w:highlight w:val="yellow"/>
+        </w:rPr>
+      </w:pPr>
+      <w:r>
+        <w:rPr>
+          <w:highlight w:val="yellow"/>
+        </w:rPr>
         <w:t xml:space="preserve">[37]  I. Traore and A. Ahmed. Continuous authentication using biometrics: Data, models, and metrics. http://my.safaribooksonline.com/book/- /9781613501290. </w:t>
       </w:r>
       <w:r>
+        <w:rPr>
+          <w:highlight w:val="yellow"/>
+        </w:rPr>
         <w:t>(</w:t>
       </w:r>
       <w:r>
         <w:rPr>
           <w:i/>
+          <w:highlight w:val="yellow"/>
         </w:rPr>
         <w:t>Cited right before section 7.4</w:t>
       </w:r>
       <w:r>
+        <w:rPr>
+          <w:highlight w:val="yellow"/>
+        </w:rPr>
         <w:t>)</w:t>
       </w:r>
     </w:p>
